--- a/docs/draft/02_analysis/es/(VI) 20260209 Mexus - SAD (Software Architecture Document) v1.1.0.docx
+++ b/docs/draft/02_analysis/es/(VI) 20260209 Mexus - SAD (Software Architecture Document) v1.1.0.docx
@@ -941,7 +941,13 @@
               <w:rPr>
                 <w:color w:val="auto"/>
               </w:rPr>
-              <w:t>.0</w:t>
+              <w:t>.</w:t>
+            </w:r>
+            <w:r>
+              <w:rPr>
+                <w:color w:val="auto"/>
+              </w:rPr>
+              <w:t>1</w:t>
             </w:r>
             <w:r>
               <w:rPr>
@@ -1069,6 +1075,69 @@
               <w:rPr>
                 <w:b/>
                 <w:bCs/>
+                <w:i w:val="0"/>
+                <w:iCs w:val="0"/>
+                <w:color w:val="auto"/>
+              </w:rPr>
+            </w:pPr>
+            <w:r>
+              <w:rPr>
+                <w:b/>
+                <w:bCs/>
+                <w:color w:val="auto"/>
+              </w:rPr>
+              <w:t>Rol</w:t>
+            </w:r>
+          </w:p>
+        </w:tc>
+        <w:tc>
+          <w:tcPr>
+            <w:tcW w:w="7897" w:type="dxa"/>
+            <w:shd w:val="clear" w:color="auto" w:fill="4E91CD"/>
+          </w:tcPr>
+          <w:p>
+            <w:pPr>
+              <w:jc w:val="both"/>
+              <w:cnfStyle w:val="000000100000" w:firstRow="0" w:lastRow="0" w:firstColumn="0" w:lastColumn="0" w:oddVBand="0" w:evenVBand="0" w:oddHBand="1" w:evenHBand="0" w:firstRowFirstColumn="0" w:firstRowLastColumn="0" w:lastRowFirstColumn="0" w:lastRowLastColumn="0"/>
+              <w:rPr>
+                <w:b/>
+                <w:bCs/>
+                <w:color w:val="auto"/>
+              </w:rPr>
+            </w:pPr>
+            <w:r>
+              <w:rPr>
+                <w:b/>
+                <w:bCs/>
+                <w:color w:val="FFFFFF" w:themeColor="background1"/>
+              </w:rPr>
+              <w:t>PO/</w:t>
+            </w:r>
+            <w:proofErr w:type="spellStart"/>
+            <w:r>
+              <w:rPr>
+                <w:b/>
+                <w:bCs/>
+                <w:color w:val="FFFFFF" w:themeColor="background1"/>
+              </w:rPr>
+              <w:t>Analyst</w:t>
+            </w:r>
+            <w:proofErr w:type="spellEnd"/>
+          </w:p>
+        </w:tc>
+      </w:tr>
+      <w:tr>
+        <w:tc>
+          <w:tcPr>
+            <w:cnfStyle w:val="001000000000" w:firstRow="0" w:lastRow="0" w:firstColumn="1" w:lastColumn="0" w:oddVBand="0" w:evenVBand="0" w:oddHBand="0" w:evenHBand="0" w:firstRowFirstColumn="0" w:firstRowLastColumn="0" w:lastRowFirstColumn="0" w:lastRowLastColumn="0"/>
+            <w:tcW w:w="2077" w:type="dxa"/>
+          </w:tcPr>
+          <w:p>
+            <w:pPr>
+              <w:jc w:val="both"/>
+              <w:rPr>
+                <w:b/>
+                <w:bCs/>
                 <w:color w:val="auto"/>
               </w:rPr>
             </w:pPr>
@@ -1085,19 +1154,18 @@
         <w:tc>
           <w:tcPr>
             <w:tcW w:w="7897" w:type="dxa"/>
-            <w:shd w:val="clear" w:color="auto" w:fill="4E91CD"/>
           </w:tcPr>
           <w:p>
             <w:pPr>
               <w:jc w:val="both"/>
-              <w:cnfStyle w:val="000000100000" w:firstRow="0" w:lastRow="0" w:firstColumn="0" w:lastColumn="0" w:oddVBand="0" w:evenVBand="0" w:oddHBand="1" w:evenHBand="0" w:firstRowFirstColumn="0" w:firstRowLastColumn="0" w:lastRowFirstColumn="0" w:lastRowLastColumn="0"/>
+              <w:cnfStyle w:val="000000000000" w:firstRow="0" w:lastRow="0" w:firstColumn="0" w:lastColumn="0" w:oddVBand="0" w:evenVBand="0" w:oddHBand="0" w:evenHBand="0" w:firstRowFirstColumn="0" w:firstRowLastColumn="0" w:lastRowFirstColumn="0" w:lastRowLastColumn="0"/>
               <w:rPr>
                 <w:color w:val="FFFFFF" w:themeColor="background1"/>
               </w:rPr>
             </w:pPr>
             <w:r>
               <w:rPr>
-                <w:color w:val="FFFFFF" w:themeColor="background1"/>
+                <w:color w:val="auto"/>
               </w:rPr>
               <w:t>David Cueli</w:t>
             </w:r>
@@ -1142,8 +1210,6 @@
         <w:rPr>
           <w:rStyle w:val="Hipervnculo"/>
           <w:rFonts w:cstheme="minorHAnsi"/>
-          <w:i/>
-          <w:iCs/>
         </w:rPr>
       </w:pPr>
       <w:hyperlink w:anchor="_CONTROL_DE_VERSIONES" w:history="1">
@@ -1151,8 +1217,6 @@
           <w:rPr>
             <w:rStyle w:val="Hipervnculo"/>
             <w:rFonts w:cstheme="minorHAnsi"/>
-            <w:i/>
-            <w:iCs/>
           </w:rPr>
           <w:t>Control de versiones</w:t>
         </w:r>
@@ -1310,19 +1374,7 @@
           <w:rPr>
             <w:rStyle w:val="Hipervnculo"/>
           </w:rPr>
-          <w:t>Drivers arquitectó</w:t>
-        </w:r>
-        <w:r>
-          <w:rPr>
-            <w:rStyle w:val="Hipervnculo"/>
-          </w:rPr>
-          <w:t>n</w:t>
-        </w:r>
-        <w:r>
-          <w:rPr>
-            <w:rStyle w:val="Hipervnculo"/>
-          </w:rPr>
-          <w:t>icos</w:t>
+          <w:t>Drivers arquitectónicos</w:t>
         </w:r>
       </w:hyperlink>
     </w:p>
@@ -1516,31 +1568,7 @@
           <w:rPr>
             <w:rStyle w:val="Hipervnculo"/>
           </w:rPr>
-          <w:t xml:space="preserve">Vista de </w:t>
-        </w:r>
-        <w:r>
-          <w:rPr>
-            <w:rStyle w:val="Hipervnculo"/>
-          </w:rPr>
-          <w:t>s</w:t>
-        </w:r>
-        <w:r>
-          <w:rPr>
-            <w:rStyle w:val="Hipervnculo"/>
-          </w:rPr>
-          <w:t>eg</w:t>
-        </w:r>
-        <w:r>
-          <w:rPr>
-            <w:rStyle w:val="Hipervnculo"/>
-          </w:rPr>
-          <w:t>u</w:t>
-        </w:r>
-        <w:r>
-          <w:rPr>
-            <w:rStyle w:val="Hipervnculo"/>
-          </w:rPr>
-          <w:t>ridad</w:t>
+          <w:t>Vista de seguridad</w:t>
         </w:r>
       </w:hyperlink>
     </w:p>
@@ -1558,19 +1586,7 @@
           <w:rPr>
             <w:rStyle w:val="Hipervnculo"/>
           </w:rPr>
-          <w:t>Descripción de com</w:t>
-        </w:r>
-        <w:r>
-          <w:rPr>
-            <w:rStyle w:val="Hipervnculo"/>
-          </w:rPr>
-          <w:t>p</w:t>
-        </w:r>
-        <w:r>
-          <w:rPr>
-            <w:rStyle w:val="Hipervnculo"/>
-          </w:rPr>
-          <w:t>onentes</w:t>
+          <w:t>Descripción de componentes</w:t>
         </w:r>
       </w:hyperlink>
     </w:p>
@@ -1727,19 +1743,7 @@
           <w:rPr>
             <w:rStyle w:val="Hipervnculo"/>
           </w:rPr>
-          <w:t xml:space="preserve">Atributos de calidad </w:t>
-        </w:r>
-        <w:r>
-          <w:rPr>
-            <w:rStyle w:val="Hipervnculo"/>
-          </w:rPr>
-          <w:t>y</w:t>
-        </w:r>
-        <w:r>
-          <w:rPr>
-            <w:rStyle w:val="Hipervnculo"/>
-          </w:rPr>
-          <w:t xml:space="preserve"> evaluación</w:t>
+          <w:t>Atributos de calidad y evaluación</w:t>
         </w:r>
       </w:hyperlink>
     </w:p>
@@ -1853,19 +1857,7 @@
           <w:rPr>
             <w:rStyle w:val="Hipervnculo"/>
           </w:rPr>
-          <w:t>Ap</w:t>
-        </w:r>
-        <w:r>
-          <w:rPr>
-            <w:rStyle w:val="Hipervnculo"/>
-          </w:rPr>
-          <w:t>r</w:t>
-        </w:r>
-        <w:r>
-          <w:rPr>
-            <w:rStyle w:val="Hipervnculo"/>
-          </w:rPr>
-          <w:t>obación</w:t>
+          <w:t>Aprobación</w:t>
         </w:r>
       </w:hyperlink>
     </w:p>
@@ -1877,83 +1869,29 @@
           <w:numId w:val="24"/>
         </w:numPr>
         <w:jc w:val="both"/>
-        <w:rPr>
-          <w:rStyle w:val="Hipervnculo"/>
-        </w:rPr>
-      </w:pPr>
-      <w:r>
-        <w:fldChar w:fldCharType="begin"/>
-      </w:r>
-      <w:r>
-        <w:instrText>HYPERLINK  \l "_ESTADO_DEL_DOCUMENTO"</w:instrText>
-      </w:r>
-      <w:r>
-        <w:fldChar w:fldCharType="separate"/>
-      </w:r>
-      <w:r>
-        <w:rPr>
-          <w:rStyle w:val="Hipervnculo"/>
-        </w:rPr>
-        <w:t>Estado del docum</w:t>
-      </w:r>
-      <w:r>
-        <w:rPr>
-          <w:rStyle w:val="Hipervnculo"/>
-        </w:rPr>
-        <w:t>e</w:t>
-      </w:r>
-      <w:r>
-        <w:rPr>
-          <w:rStyle w:val="Hipervnculo"/>
-        </w:rPr>
-        <w:t>nto</w:t>
-      </w:r>
+      </w:pPr>
+      <w:hyperlink w:anchor="_ESTADO_DEL_DOCUMENTO" w:history="1">
+        <w:r>
+          <w:rPr>
+            <w:rStyle w:val="Hipervnculo"/>
+          </w:rPr>
+          <w:t>Estado del documento</w:t>
+        </w:r>
+      </w:hyperlink>
     </w:p>
     <w:p>
       <w:pPr>
         <w:spacing w:after="200"/>
-        <w:rPr>
-          <w:color w:val="242D5B"/>
-        </w:rPr>
-      </w:pPr>
-      <w:r>
-        <w:rPr>
-          <w:rFonts w:eastAsiaTheme="minorHAnsi"/>
-        </w:rPr>
-        <w:fldChar w:fldCharType="end"/>
-      </w:r>
-      <w:r>
-        <w:br w:type="page"/>
-      </w:r>
-    </w:p>
-    <w:p>
-      <w:pPr>
-        <w:pStyle w:val="Encabezado"/>
-        <w:rPr>
-          <w:rFonts w:cstheme="minorHAnsi"/>
-          <w:color w:val="3592CF" w:themeColor="hyperlink"/>
-          <w:u w:val="single"/>
-        </w:rPr>
-      </w:pPr>
-    </w:p>
-    <w:p>
-      <w:pPr>
-        <w:pStyle w:val="Contenido"/>
       </w:pPr>
       <w:bookmarkStart w:id="2" w:name="_Prólogo"/>
       <w:bookmarkEnd w:id="2"/>
-    </w:p>
-    <w:p>
-      <w:pPr>
-        <w:pStyle w:val="Contenido"/>
-        <w:ind w:left="720" w:hanging="720"/>
-      </w:pPr>
       <w:r>
         <w:rPr>
           <w:rFonts w:cstheme="minorHAnsi"/>
           <w:noProof/>
           <w:lang w:eastAsia="es-ES"/>
         </w:rPr>
+        <w:lastRenderedPageBreak/>
         <mc:AlternateContent>
           <mc:Choice Requires="wps">
             <w:drawing>
@@ -2297,31 +2235,7 @@
             <w:sz w:val="18"/>
             <w:szCs w:val="16"/>
           </w:rPr>
-          <w:t xml:space="preserve">- ir al </w:t>
-        </w:r>
-        <w:r>
-          <w:rPr>
-            <w:caps w:val="0"/>
-            <w:sz w:val="18"/>
-            <w:szCs w:val="16"/>
-          </w:rPr>
-          <w:t>í</w:t>
-        </w:r>
-        <w:r>
-          <w:rPr>
-            <w:caps w:val="0"/>
-            <w:sz w:val="18"/>
-            <w:szCs w:val="16"/>
-          </w:rPr>
-          <w:t>n</w:t>
-        </w:r>
-        <w:r>
-          <w:rPr>
-            <w:caps w:val="0"/>
-            <w:sz w:val="18"/>
-            <w:szCs w:val="16"/>
-          </w:rPr>
-          <w:t>dice -</w:t>
+          <w:t>- ir al índice -</w:t>
         </w:r>
       </w:hyperlink>
     </w:p>
@@ -2479,8 +2393,6 @@
             <w:r>
               <w:rPr>
                 <w:rStyle w:val="ancla"/>
-                <w:i/>
-                <w:iCs/>
                 <w:color w:val="242D5B"/>
                 <w:u w:val="none"/>
               </w:rPr>
@@ -2499,8 +2411,6 @@
             <w:r>
               <w:rPr>
                 <w:rStyle w:val="ancla"/>
-                <w:i/>
-                <w:iCs/>
                 <w:color w:val="242D5B"/>
                 <w:u w:val="none"/>
               </w:rPr>
@@ -2508,8 +2418,6 @@
             <w:r>
               <w:rPr>
                 <w:rStyle w:val="ancla"/>
-                <w:i/>
-                <w:iCs/>
                 <w:color w:val="242D5B"/>
                 <w:u w:val="none"/>
               </w:rPr>
@@ -2531,8 +2439,6 @@
             <w:r>
               <w:rPr>
                 <w:rStyle w:val="ancla"/>
-                <w:i/>
-                <w:iCs/>
                 <w:color w:val="242D5B"/>
                 <w:u w:val="none"/>
               </w:rPr>
@@ -3416,6 +3322,238 @@
           </w:p>
         </w:tc>
       </w:tr>
+      <w:tr>
+        <w:trPr>
+          <w:cnfStyle w:val="000000100000" w:firstRow="0" w:lastRow="0" w:firstColumn="0" w:lastColumn="0" w:oddVBand="0" w:evenVBand="0" w:oddHBand="1" w:evenHBand="0" w:firstRowFirstColumn="0" w:firstRowLastColumn="0" w:lastRowFirstColumn="0" w:lastRowLastColumn="0"/>
+        </w:trPr>
+        <w:tc>
+          <w:tcPr>
+            <w:cnfStyle w:val="001000000000" w:firstRow="0" w:lastRow="0" w:firstColumn="1" w:lastColumn="0" w:oddVBand="0" w:evenVBand="0" w:oddHBand="0" w:evenHBand="0" w:firstRowFirstColumn="0" w:firstRowLastColumn="0" w:lastRowFirstColumn="0" w:lastRowLastColumn="0"/>
+            <w:tcW w:w="553" w:type="pct"/>
+            <w:tcBorders>
+              <w:right w:val="single" w:sz="2" w:space="0" w:color="4E91CD"/>
+            </w:tcBorders>
+          </w:tcPr>
+          <w:p>
+            <w:pPr>
+              <w:pStyle w:val="Contenido"/>
+              <w:jc w:val="center"/>
+              <w:rPr>
+                <w:i w:val="0"/>
+                <w:iCs w:val="0"/>
+              </w:rPr>
+            </w:pPr>
+          </w:p>
+        </w:tc>
+        <w:tc>
+          <w:tcPr>
+            <w:tcW w:w="722" w:type="pct"/>
+            <w:tcBorders>
+              <w:top w:val="single" w:sz="2" w:space="0" w:color="4E91CD"/>
+              <w:left w:val="single" w:sz="2" w:space="0" w:color="4E91CD"/>
+              <w:bottom w:val="single" w:sz="2" w:space="0" w:color="4E91CD"/>
+            </w:tcBorders>
+          </w:tcPr>
+          <w:p>
+            <w:pPr>
+              <w:pStyle w:val="Contenido"/>
+              <w:cnfStyle w:val="000000100000" w:firstRow="0" w:lastRow="0" w:firstColumn="0" w:lastColumn="0" w:oddVBand="0" w:evenVBand="0" w:oddHBand="1" w:evenHBand="0" w:firstRowFirstColumn="0" w:firstRowLastColumn="0" w:lastRowFirstColumn="0" w:lastRowLastColumn="0"/>
+              <w:rPr>
+                <w:i/>
+              </w:rPr>
+            </w:pPr>
+            <w:r>
+              <w:rPr>
+                <w:i/>
+              </w:rPr>
+              <w:t>1</w:t>
+            </w:r>
+            <w:r>
+              <w:rPr>
+                <w:i/>
+              </w:rPr>
+              <w:t>6</w:t>
+            </w:r>
+            <w:r>
+              <w:rPr>
+                <w:i/>
+              </w:rPr>
+              <w:t>/02/2026</w:t>
+            </w:r>
+          </w:p>
+        </w:tc>
+        <w:tc>
+          <w:tcPr>
+            <w:tcW w:w="0" w:type="auto"/>
+            <w:tcBorders>
+              <w:top w:val="single" w:sz="2" w:space="0" w:color="4E91CD"/>
+              <w:bottom w:val="single" w:sz="2" w:space="0" w:color="4E91CD"/>
+            </w:tcBorders>
+          </w:tcPr>
+          <w:p>
+            <w:pPr>
+              <w:pStyle w:val="Contenido"/>
+              <w:cnfStyle w:val="000000100000" w:firstRow="0" w:lastRow="0" w:firstColumn="0" w:lastColumn="0" w:oddVBand="0" w:evenVBand="0" w:oddHBand="1" w:evenHBand="0" w:firstRowFirstColumn="0" w:firstRowLastColumn="0" w:lastRowFirstColumn="0" w:lastRowLastColumn="0"/>
+              <w:rPr>
+                <w:rFonts w:cstheme="minorHAnsi"/>
+                <w:b/>
+                <w:bCs/>
+              </w:rPr>
+            </w:pPr>
+            <w:r>
+              <w:rPr>
+                <w:rFonts w:cstheme="minorHAnsi"/>
+                <w:b/>
+                <w:bCs/>
+              </w:rPr>
+              <w:t xml:space="preserve">Revisión </w:t>
+            </w:r>
+            <w:r>
+              <w:rPr>
+                <w:rFonts w:cstheme="minorHAnsi"/>
+                <w:b/>
+                <w:bCs/>
+              </w:rPr>
+              <w:t xml:space="preserve">III </w:t>
+            </w:r>
+            <w:r>
+              <w:rPr>
+                <w:rFonts w:cstheme="minorHAnsi"/>
+                <w:b/>
+                <w:bCs/>
+              </w:rPr>
+              <w:t>de documento</w:t>
+            </w:r>
+          </w:p>
+        </w:tc>
+        <w:tc>
+          <w:tcPr>
+            <w:tcW w:w="0" w:type="auto"/>
+            <w:tcBorders>
+              <w:top w:val="single" w:sz="2" w:space="0" w:color="4E91CD"/>
+              <w:bottom w:val="single" w:sz="2" w:space="0" w:color="4E91CD"/>
+              <w:right w:val="single" w:sz="2" w:space="0" w:color="4E91CD"/>
+            </w:tcBorders>
+          </w:tcPr>
+          <w:p>
+            <w:pPr>
+              <w:pStyle w:val="Contenido"/>
+              <w:cnfStyle w:val="000000100000" w:firstRow="0" w:lastRow="0" w:firstColumn="0" w:lastColumn="0" w:oddVBand="0" w:evenVBand="0" w:oddHBand="1" w:evenHBand="0" w:firstRowFirstColumn="0" w:firstRowLastColumn="0" w:lastRowFirstColumn="0" w:lastRowLastColumn="0"/>
+              <w:rPr>
+                <w:i/>
+                <w:iCs/>
+              </w:rPr>
+            </w:pPr>
+            <w:r>
+              <w:rPr>
+                <w:i/>
+                <w:iCs/>
+              </w:rPr>
+              <w:t>dcueli</w:t>
+            </w:r>
+          </w:p>
+        </w:tc>
+      </w:tr>
+      <w:tr>
+        <w:tc>
+          <w:tcPr>
+            <w:cnfStyle w:val="001000000000" w:firstRow="0" w:lastRow="0" w:firstColumn="1" w:lastColumn="0" w:oddVBand="0" w:evenVBand="0" w:oddHBand="0" w:evenHBand="0" w:firstRowFirstColumn="0" w:firstRowLastColumn="0" w:lastRowFirstColumn="0" w:lastRowLastColumn="0"/>
+            <w:tcW w:w="553" w:type="pct"/>
+            <w:tcBorders>
+              <w:right w:val="single" w:sz="2" w:space="0" w:color="4E91CD"/>
+            </w:tcBorders>
+          </w:tcPr>
+          <w:p>
+            <w:pPr>
+              <w:pStyle w:val="Contenido"/>
+              <w:jc w:val="center"/>
+              <w:rPr>
+                <w:rStyle w:val="Hipervnculo"/>
+              </w:rPr>
+            </w:pPr>
+          </w:p>
+        </w:tc>
+        <w:tc>
+          <w:tcPr>
+            <w:tcW w:w="722" w:type="pct"/>
+            <w:tcBorders>
+              <w:top w:val="single" w:sz="2" w:space="0" w:color="4E91CD"/>
+              <w:left w:val="single" w:sz="2" w:space="0" w:color="4E91CD"/>
+              <w:bottom w:val="single" w:sz="2" w:space="0" w:color="4E91CD"/>
+            </w:tcBorders>
+          </w:tcPr>
+          <w:p>
+            <w:pPr>
+              <w:pStyle w:val="Contenido"/>
+              <w:cnfStyle w:val="000000000000" w:firstRow="0" w:lastRow="0" w:firstColumn="0" w:lastColumn="0" w:oddVBand="0" w:evenVBand="0" w:oddHBand="0" w:evenHBand="0" w:firstRowFirstColumn="0" w:firstRowLastColumn="0" w:lastRowFirstColumn="0" w:lastRowLastColumn="0"/>
+              <w:rPr>
+                <w:i/>
+              </w:rPr>
+            </w:pPr>
+            <w:r>
+              <w:rPr>
+                <w:i/>
+              </w:rPr>
+              <w:t>19/02/2026</w:t>
+            </w:r>
+          </w:p>
+        </w:tc>
+        <w:tc>
+          <w:tcPr>
+            <w:tcW w:w="0" w:type="auto"/>
+            <w:tcBorders>
+              <w:top w:val="single" w:sz="2" w:space="0" w:color="4E91CD"/>
+              <w:bottom w:val="single" w:sz="2" w:space="0" w:color="4E91CD"/>
+            </w:tcBorders>
+          </w:tcPr>
+          <w:p>
+            <w:pPr>
+              <w:pStyle w:val="Contenido"/>
+              <w:cnfStyle w:val="000000000000" w:firstRow="0" w:lastRow="0" w:firstColumn="0" w:lastColumn="0" w:oddVBand="0" w:evenVBand="0" w:oddHBand="0" w:evenHBand="0" w:firstRowFirstColumn="0" w:firstRowLastColumn="0" w:lastRowFirstColumn="0" w:lastRowLastColumn="0"/>
+              <w:rPr>
+                <w:rFonts w:cstheme="minorHAnsi"/>
+                <w:b/>
+                <w:bCs/>
+              </w:rPr>
+            </w:pPr>
+            <w:r>
+              <w:rPr>
+                <w:rFonts w:cstheme="minorHAnsi"/>
+                <w:b/>
+                <w:bCs/>
+              </w:rPr>
+              <w:t>DOCUMENTO APROBADO</w:t>
+            </w:r>
+          </w:p>
+        </w:tc>
+        <w:tc>
+          <w:tcPr>
+            <w:tcW w:w="0" w:type="auto"/>
+            <w:tcBorders>
+              <w:top w:val="single" w:sz="2" w:space="0" w:color="4E91CD"/>
+              <w:bottom w:val="single" w:sz="2" w:space="0" w:color="4E91CD"/>
+              <w:right w:val="single" w:sz="2" w:space="0" w:color="4E91CD"/>
+            </w:tcBorders>
+          </w:tcPr>
+          <w:p>
+            <w:pPr>
+              <w:pStyle w:val="Contenido"/>
+              <w:cnfStyle w:val="000000000000" w:firstRow="0" w:lastRow="0" w:firstColumn="0" w:lastColumn="0" w:oddVBand="0" w:evenVBand="0" w:oddHBand="0" w:evenHBand="0" w:firstRowFirstColumn="0" w:firstRowLastColumn="0" w:lastRowFirstColumn="0" w:lastRowLastColumn="0"/>
+              <w:rPr>
+                <w:i/>
+                <w:iCs/>
+              </w:rPr>
+            </w:pPr>
+            <w:r>
+              <w:rPr>
+                <w:i/>
+                <w:iCs/>
+              </w:rPr>
+              <w:t>dcueli</w:t>
+            </w:r>
+          </w:p>
+        </w:tc>
+      </w:tr>
     </w:tbl>
     <w:p>
       <w:pPr>
@@ -3610,23 +3748,7 @@
             <w:sz w:val="18"/>
             <w:szCs w:val="16"/>
           </w:rPr>
-          <w:t>- ir al í</w:t>
-        </w:r>
-        <w:r>
-          <w:rPr>
-            <w:caps w:val="0"/>
-            <w:sz w:val="18"/>
-            <w:szCs w:val="16"/>
-          </w:rPr>
-          <w:t>n</w:t>
-        </w:r>
-        <w:r>
-          <w:rPr>
-            <w:caps w:val="0"/>
-            <w:sz w:val="18"/>
-            <w:szCs w:val="16"/>
-          </w:rPr>
-          <w:t>dice -</w:t>
+          <w:t>- ir al índice -</w:t>
         </w:r>
       </w:hyperlink>
     </w:p>
@@ -8666,39 +8788,7 @@
             <w:sz w:val="18"/>
             <w:szCs w:val="16"/>
           </w:rPr>
-          <w:t>- ir a</w:t>
-        </w:r>
-        <w:r>
-          <w:rPr>
-            <w:caps w:val="0"/>
-            <w:sz w:val="18"/>
-            <w:szCs w:val="16"/>
-          </w:rPr>
-          <w:t>l</w:t>
-        </w:r>
-        <w:r>
-          <w:rPr>
-            <w:caps w:val="0"/>
-            <w:sz w:val="18"/>
-            <w:szCs w:val="16"/>
-          </w:rPr>
-          <w:t xml:space="preserve"> </w:t>
-        </w:r>
-        <w:r>
-          <w:rPr>
-            <w:caps w:val="0"/>
-            <w:sz w:val="18"/>
-            <w:szCs w:val="16"/>
-          </w:rPr>
-          <w:t>í</w:t>
-        </w:r>
-        <w:r>
-          <w:rPr>
-            <w:caps w:val="0"/>
-            <w:sz w:val="18"/>
-            <w:szCs w:val="16"/>
-          </w:rPr>
-          <w:t>ndice -</w:t>
+          <w:t>- ir al índice -</w:t>
         </w:r>
       </w:hyperlink>
     </w:p>
@@ -9460,10 +9550,7 @@
         <w:t>otra</w:t>
       </w:r>
       <w:r>
-        <w:t xml:space="preserve"> posibilidad de e</w:t>
-      </w:r>
-      <w:r>
-        <w:t>xportación, compartición y/o distribución, o divulgación</w:t>
+        <w:t xml:space="preserve"> posibilidad de exportación, compartición y/o distribución, o divulgación</w:t>
       </w:r>
       <w:r>
         <w:t xml:space="preserve"> automática</w:t>
@@ -9715,23 +9802,7 @@
             <w:sz w:val="18"/>
             <w:szCs w:val="16"/>
           </w:rPr>
-          <w:t xml:space="preserve">- ir al </w:t>
-        </w:r>
-        <w:r>
-          <w:rPr>
-            <w:caps w:val="0"/>
-            <w:sz w:val="18"/>
-            <w:szCs w:val="16"/>
-          </w:rPr>
-          <w:t>í</w:t>
-        </w:r>
-        <w:r>
-          <w:rPr>
-            <w:caps w:val="0"/>
-            <w:sz w:val="18"/>
-            <w:szCs w:val="16"/>
-          </w:rPr>
-          <w:t xml:space="preserve">ndice </w:t>
+          <w:t xml:space="preserve">- ir al índice </w:t>
         </w:r>
         <w:r>
           <w:rPr>
@@ -10540,23 +10611,7 @@
             <w:sz w:val="18"/>
             <w:szCs w:val="16"/>
           </w:rPr>
-          <w:t xml:space="preserve">- ir al </w:t>
-        </w:r>
-        <w:r>
-          <w:rPr>
-            <w:caps w:val="0"/>
-            <w:sz w:val="18"/>
-            <w:szCs w:val="16"/>
-          </w:rPr>
-          <w:t>í</w:t>
-        </w:r>
-        <w:r>
-          <w:rPr>
-            <w:caps w:val="0"/>
-            <w:sz w:val="18"/>
-            <w:szCs w:val="16"/>
-          </w:rPr>
-          <w:t xml:space="preserve">ndice </w:t>
+          <w:t xml:space="preserve">- ir al índice </w:t>
         </w:r>
         <w:r>
           <w:rPr>
@@ -10929,28 +10984,7 @@
             <w:rStyle w:val="HipervnculoalndiceCar"/>
             <w:caps w:val="0"/>
           </w:rPr>
-          <w:t>- ir al í</w:t>
-        </w:r>
-        <w:r>
-          <w:rPr>
-            <w:rStyle w:val="HipervnculoalndiceCar"/>
-            <w:caps w:val="0"/>
-          </w:rPr>
-          <w:t>n</w:t>
-        </w:r>
-        <w:r>
-          <w:rPr>
-            <w:rStyle w:val="HipervnculoalndiceCar"/>
-            <w:caps w:val="0"/>
-          </w:rPr>
-          <w:t>d</w:t>
-        </w:r>
-        <w:r>
-          <w:rPr>
-            <w:rStyle w:val="HipervnculoalndiceCar"/>
-            <w:caps w:val="0"/>
-          </w:rPr>
-          <w:t>ice -</w:t>
+          <w:t>- ir al índice -</w:t>
         </w:r>
       </w:hyperlink>
     </w:p>
@@ -10979,7 +11013,13 @@
           <w:rPr>
             <w:rStyle w:val="Hipervnculo"/>
           </w:rPr>
-          <w:t>.0</w:t>
+          <w:t>.</w:t>
+        </w:r>
+        <w:r>
+          <w:rPr>
+            <w:rStyle w:val="Hipervnculo"/>
+          </w:rPr>
+          <w:t>1</w:t>
         </w:r>
         <w:r>
           <w:rPr>
@@ -11006,7 +11046,7 @@
           <w:b/>
           <w:bCs/>
         </w:rPr>
-        <w:t>EN REVISIÓN</w:t>
+        <w:t>APROBADO</w:t>
       </w:r>
     </w:p>
     <w:p>
@@ -11554,7 +11594,7 @@
         <v:path o:extrusionok="f" gradientshapeok="t" o:connecttype="rect"/>
         <o:lock v:ext="edit" aspectratio="t"/>
       </v:shapetype>
-      <v:shape id="_x0000_i1025" type="#_x0000_t75" style="width:960.2pt;height:663pt" o:bullet="t">
+      <v:shape id="_x0000_i1025" type="#_x0000_t75" style="width:960.2pt;height:662.75pt" o:bullet="t">
         <v:imagedata r:id="rId1" o:title="folder-309052_1280[1]"/>
       </v:shape>
     </w:pict>
@@ -49987,11 +50027,11 @@
     <w:autoRedefine/>
     <w:uiPriority w:val="4"/>
     <w:qFormat/>
-    <w:rsid w:val="00155BA2"/>
+    <w:rsid w:val="00134741"/>
     <w:pPr>
       <w:keepNext/>
       <w:shd w:val="solid" w:color="4E91CD" w:fill="FFFFFF" w:themeFill="background1"/>
-      <w:ind w:firstLine="720"/>
+      <w:ind w:firstLine="357"/>
       <w:outlineLvl w:val="0"/>
     </w:pPr>
     <w:rPr>
@@ -50101,6 +50141,7 @@
   <w:style w:type="character" w:default="1" w:styleId="Fuentedeprrafopredeter">
     <w:name w:val="Default Paragraph Font"/>
     <w:uiPriority w:val="1"/>
+    <w:semiHidden/>
     <w:unhideWhenUsed/>
   </w:style>
   <w:style w:type="table" w:default="1" w:styleId="Tablanormal">
@@ -50220,7 +50261,7 @@
     <w:basedOn w:val="Fuentedeprrafopredeter"/>
     <w:link w:val="Ttulo1"/>
     <w:uiPriority w:val="4"/>
-    <w:rsid w:val="00155BA2"/>
+    <w:rsid w:val="00134741"/>
     <w:rPr>
       <w:rFonts w:ascii="Calibri Light" w:eastAsiaTheme="majorEastAsia" w:hAnsi="Calibri Light" w:cstheme="majorBidi"/>
       <w:caps/>
@@ -52139,20 +52180,24 @@
     <w:rsid w:val="000A3EFC"/>
     <w:rsid w:val="00115480"/>
     <w:rsid w:val="00130F2A"/>
+    <w:rsid w:val="00175D3A"/>
     <w:rsid w:val="00204B26"/>
     <w:rsid w:val="0023140F"/>
     <w:rsid w:val="002C5662"/>
     <w:rsid w:val="003B6919"/>
+    <w:rsid w:val="003E6764"/>
     <w:rsid w:val="004010E7"/>
     <w:rsid w:val="0048444B"/>
     <w:rsid w:val="00491E1D"/>
     <w:rsid w:val="005B625B"/>
     <w:rsid w:val="00651E5D"/>
     <w:rsid w:val="006B176B"/>
+    <w:rsid w:val="007C7E7F"/>
     <w:rsid w:val="00815D96"/>
     <w:rsid w:val="008F3858"/>
     <w:rsid w:val="009024A9"/>
     <w:rsid w:val="00960C1A"/>
+    <w:rsid w:val="00A31127"/>
     <w:rsid w:val="00C04831"/>
     <w:rsid w:val="00C94860"/>
     <w:rsid w:val="00C974A8"/>
